--- a/lecNote/08_openAiAPI(LLM)/0630_ch8.function_calling.docx
+++ b/lecNote/08_openAiAPI(LLM)/0630_ch8.function_calling.docx
@@ -1,6 +1,6 @@
 
 <file path=word/document.xml><?xml version="1.0" encoding="utf-8"?>
-<w:document xmlns:wpc="http://schemas.microsoft.com/office/word/2010/wordprocessingCanvas" xmlns:cx="http://schemas.microsoft.com/office/drawing/2014/chartex" xmlns:mc="http://schemas.openxmlformats.org/markup-compatibility/2006" xmlns:o="urn:schemas-microsoft-com:office:office" xmlns:r="http://schemas.openxmlformats.org/officeDocument/2006/relationships" xmlns:m="http://schemas.openxmlformats.org/officeDocument/2006/math" xmlns:v="urn:schemas-microsoft-com:vml" xmlns:wp14="http://schemas.microsoft.com/office/word/2010/wordprocessingDrawing" xmlns:wp="http://schemas.openxmlformats.org/drawingml/2006/wordprocessingDrawing" xmlns:w10="urn:schemas-microsoft-com:office:word" xmlns:w="http://schemas.openxmlformats.org/wordprocessingml/2006/main" xmlns:w14="http://schemas.microsoft.com/office/word/2010/wordml" xmlns:w15="http://schemas.microsoft.com/office/word/2012/wordml" xmlns:w16se="http://schemas.microsoft.com/office/word/2015/wordml/symex" xmlns:wpg="http://schemas.microsoft.com/office/word/2010/wordprocessingGroup" xmlns:wpi="http://schemas.microsoft.com/office/word/2010/wordprocessingInk" xmlns:wne="http://schemas.microsoft.com/office/word/2006/wordml" xmlns:wps="http://schemas.microsoft.com/office/word/2010/wordprocessingShape" mc:Ignorable="w14 w15 w16se wp14">
+<w:document xmlns:wpc="http://schemas.microsoft.com/office/word/2010/wordprocessingCanvas" xmlns:cx="http://schemas.microsoft.com/office/drawing/2014/chartex" xmlns:cx1="http://schemas.microsoft.com/office/drawing/2015/9/8/chartex" xmlns:cx2="http://schemas.microsoft.com/office/drawing/2015/10/21/chartex" xmlns:cx3="http://schemas.microsoft.com/office/drawing/2016/5/9/chartex" xmlns:cx4="http://schemas.microsoft.com/office/drawing/2016/5/10/chartex" xmlns:cx5="http://schemas.microsoft.com/office/drawing/2016/5/11/chartex" xmlns:cx6="http://schemas.microsoft.com/office/drawing/2016/5/12/chartex" xmlns:cx7="http://schemas.microsoft.com/office/drawing/2016/5/13/chartex" xmlns:cx8="http://schemas.microsoft.com/office/drawing/2016/5/14/chartex" xmlns:mc="http://schemas.openxmlformats.org/markup-compatibility/2006" xmlns:aink="http://schemas.microsoft.com/office/drawing/2016/ink" xmlns:am3d="http://schemas.microsoft.com/office/drawing/2017/model3d" xmlns:o="urn:schemas-microsoft-com:office:office" xmlns:oel="http://schemas.microsoft.com/office/2019/extlst" xmlns:r="http://schemas.openxmlformats.org/officeDocument/2006/relationships" xmlns:m="http://schemas.openxmlformats.org/officeDocument/2006/math" xmlns:v="urn:schemas-microsoft-com:vml" xmlns:wp14="http://schemas.microsoft.com/office/word/2010/wordprocessingDrawing" xmlns:wp="http://schemas.openxmlformats.org/drawingml/2006/wordprocessingDrawing" xmlns:w10="urn:schemas-microsoft-com:office:word" xmlns:w="http://schemas.openxmlformats.org/wordprocessingml/2006/main" xmlns:w14="http://schemas.microsoft.com/office/word/2010/wordml" xmlns:w15="http://schemas.microsoft.com/office/word/2012/wordml" xmlns:w16cex="http://schemas.microsoft.com/office/word/2018/wordml/cex" xmlns:w16cid="http://schemas.microsoft.com/office/word/2016/wordml/cid" xmlns:w16="http://schemas.microsoft.com/office/word/2018/wordml" xmlns:w16du="http://schemas.microsoft.com/office/word/2023/wordml/word16du" xmlns:w16sdtdh="http://schemas.microsoft.com/office/word/2020/wordml/sdtdatahash" xmlns:w16sdtfl="http://schemas.microsoft.com/office/word/2024/wordml/sdtformatlock" xmlns:w16se="http://schemas.microsoft.com/office/word/2015/wordml/symex" xmlns:wpg="http://schemas.microsoft.com/office/word/2010/wordprocessingGroup" xmlns:wpi="http://schemas.microsoft.com/office/word/2010/wordprocessingInk" xmlns:wne="http://schemas.microsoft.com/office/word/2006/wordml" xmlns:wps="http://schemas.microsoft.com/office/word/2010/wordprocessingShape" mc:Ignorable="w14 w15 w16se w16cid w16 w16cex w16sdtdh w16sdtfl w16du wp14">
   <w:body>
     <w:p>
       <w:r>
@@ -216,8 +216,6 @@
       <w:r>
         <w:t xml:space="preserve">    print(url)</w:t>
       </w:r>
-      <w:bookmarkStart w:id="0" w:name="_GoBack"/>
-      <w:bookmarkEnd w:id="0"/>
     </w:p>
     <w:p>
       <w:r>
@@ -288,150 +286,80 @@
     </w:p>
     <w:p>
       <w:r>
-        <w:rPr>
-          <w:rFonts w:hint="eastAsia"/>
-        </w:rPr>
-        <w:t>위</w:t>
-      </w:r>
-      <w:r>
-        <w:t xml:space="preserve"> 코드에서는 client.beta.assistants.create 메서드를 사용해 새로운 어시스턴트를 생성했습니다. 주요 파라미터를 살펴보면:</w:t>
+        <w:t>.</w:t>
+      </w:r>
+      <w:r>
+        <w:t xml:space="preserve"> </w:t>
+      </w:r>
+      <w:r>
+        <w:t>## 4. 함수 툴 설정 및 모델 응답 생성</w:t>
       </w:r>
     </w:p>
     <w:p/>
     <w:p>
       <w:r>
-        <w:t>- name: 어시스턴트의 이름을 지정합니다. 콘솔이나 리스트에서 구분하기 위한 용도이며, 모델 응</w:t>
-      </w:r>
-      <w:r>
+        <w:rPr>
+          <w:rFonts w:hint="eastAsia"/>
+        </w:rPr>
+        <w:t>이제</w:t>
+      </w:r>
+      <w:r>
+        <w:t xml:space="preserve"> OpenAI API에 우리가 정의한 함수를 **툴(tool)**로 등록하고, 모델이 이 함수를 호출하도록 유도해 보겠습니다. </w:t>
+      </w:r>
+    </w:p>
+    <w:p>
+      <w:r>
+        <w:rPr>
+          <w:rFonts w:hint="eastAsia"/>
+        </w:rPr>
         <w:lastRenderedPageBreak/>
-        <w:t>답 내용에는 영향을 미치지 않습니다.</w:t>
+        <w:t>이를</w:t>
+      </w:r>
+      <w:r>
+        <w:t xml:space="preserve"> 위해 먼저 `tools`라는 리스트에 함수 정보를 구성합니다. 각 함수 툴에는 이름(name), 설명(description), 그리고 매개변수(parameters) 스키마를 지정해야 합니다. 아래 코드에서는 `type`: "function"으로 함수를 정의하고, `name`: "get_weather", `description`: "저장된 좌표의 현재 온도를 섭씨 단위로 구합니다"와 같이 설정했습니다. 또한 `parameters` 필드에 함수가 요구하</w:t>
+      </w:r>
+      <w:r>
+        <w:rPr>
+          <w:rFonts w:hint="eastAsia"/>
+        </w:rPr>
+        <w:t>는</w:t>
+      </w:r>
+      <w:r>
+        <w:t xml:space="preserve"> 인자들의 JSON 스키마(여기서는 latitude와 longitude 숫자형, 둘 다 필수)를 명시했습니다. </w:t>
       </w:r>
     </w:p>
     <w:p/>
     <w:p>
       <w:r>
-        <w:t>- instructions: 시스템 레벨의 지시어로, 해당 어시스턴트가 모든 대화에서 따르게 될 기본 규칙이나 역할을 정의합니다. 여기서는 "친절한 도움말 어시스턴트"라는 성격을 부여했습니다. (이 지시어는 기존 ChatGPT의 시스템 메시지와 유사한 역할입니다.)</w:t>
-      </w:r>
-    </w:p>
-    <w:p/>
-    <w:p>
-      <w:r>
-        <w:t xml:space="preserve">- model: 어시스턴트가 사용할 언어 모델을 지정합니다. 최신 기능을 쓰려면 OpenAI가 Nov 2023 이후 출시한 모델(-1106가 붙은 모델명)을 권장합니다​. </w:t>
-      </w:r>
-    </w:p>
-    <w:p/>
-    <w:p>
-      <w:r>
-        <w:t>- assistant 생성을 제공하는 모델</w:t>
-      </w:r>
-    </w:p>
-    <w:p>
-      <w:r>
-        <w:t xml:space="preserve">    GPT-4 계열:</w:t>
-      </w:r>
-    </w:p>
-    <w:p>
-      <w:r>
-        <w:t xml:space="preserve">    gpt-4 - 기본 GPT-4 모델</w:t>
-      </w:r>
-    </w:p>
-    <w:p>
-      <w:r>
-        <w:t xml:space="preserve">    gpt-4-turbo - 더 빠르고 효율적인 GPT-4</w:t>
-      </w:r>
-    </w:p>
-    <w:p>
-      <w:r>
-        <w:t xml:space="preserve">    gpt-4o - 최신 멀티모달 모델</w:t>
-      </w:r>
-    </w:p>
-    <w:p>
-      <w:r>
-        <w:t xml:space="preserve">    gpt-4o-mini - 경량화된 GPT-4o</w:t>
-      </w:r>
-    </w:p>
-    <w:p/>
-    <w:p>
-      <w:r>
-        <w:t xml:space="preserve">    GPT-3.5 계열:</w:t>
-      </w:r>
-    </w:p>
-    <w:p>
-      <w:r>
-        <w:t xml:space="preserve">    gpt-3.5-turbo - 빠르고 효율적인 모델(추천)</w:t>
-      </w:r>
-    </w:p>
-    <w:p/>
-    <w:p>
-      <w:r>
-        <w:t xml:space="preserve">    기타:</w:t>
-      </w:r>
-    </w:p>
-    <w:p>
-      <w:r>
-        <w:t xml:space="preserve">    dall-e-3 - 이미지 생성용</w:t>
-      </w:r>
-    </w:p>
-    <w:p>
-      <w:r>
-        <w:t xml:space="preserve">    whisper-1 - 음성 인식용</w:t>
-      </w:r>
-    </w:p>
-    <w:p>
-      <w:r>
-        <w:t xml:space="preserve">    tts-1, tts-1-hd - 텍스트 음성 변환용</w:t>
-      </w:r>
-    </w:p>
-    <w:p/>
-    <w:p/>
-    <w:p>
-      <w:r>
-        <w:t xml:space="preserve">- tools: 어시스턴트에 활성화할 도구 목록입니다. 기본적인 Q&amp;A 챗봇에서는 특별한 툴이 필요 없으므로 비워두었습니다. (tools=[] 또는 생략) 나중에 코드 인터프리터나 함수 호출 등을 사용하게 </w:t>
-      </w:r>
-      <w:r>
-        <w:lastRenderedPageBreak/>
-        <w:t>될 경우 이 필드를 설정합니다.</w:t>
-      </w:r>
-    </w:p>
-    <w:p/>
-    <w:p>
-      <w:r>
-        <w:rPr>
-          <w:rFonts w:hint="eastAsia"/>
-        </w:rPr>
-        <w:t>어시스턴트가</w:t>
-      </w:r>
-      <w:r>
-        <w:t xml:space="preserve"> 성공적으로 생성되면 고유 ID (assistant.id)가 반환됩니다. 이 ID는 이후 대화 스레드에서 어떤 어시스턴트를 사용할지 지정할 때 필요하므로 저장해둡니다. (참고로, client.beta.assistants.list()를 호출하면 계정 내 모든 어시스턴트 목록을 확인할 수 있습니다​.) </w:t>
-      </w:r>
-    </w:p>
-    <w:p/>
-    <w:p>
-      <w:r>
-        <w:rPr>
-          <w:rFonts w:hint="eastAsia"/>
-        </w:rPr>
-        <w:t>이제</w:t>
-      </w:r>
-      <w:r>
-        <w:t xml:space="preserve"> 이 어시스턴트와 대화를 시작해보겠습니다. 대화를 하기 위해서는 **스레드(Thread)**를 생성해야 합니다​. 스레드는 개별적인 대화 세션을 나타내며, 사용자와 어시스턴트 간의 메시지(Message) 목록을 포함합니다. 하나의 어시스턴트는 여러 개의 스레드를 가질 수 있는데, 예를 들어 같은 어시스턴트를 여러 사용자가 동시에 이용하면 각 사용자별로 별도 스레드가 생깁니다. </w:t>
-      </w:r>
-    </w:p>
-    <w:p/>
-    <w:p>
-      <w:r>
-        <w:rPr>
-          <w:rFonts w:hint="eastAsia"/>
-        </w:rPr>
-        <w:t>스레드를</w:t>
-      </w:r>
-      <w:r>
-        <w:t xml:space="preserve"> 만들고, 그 안에 사용자 메시지를 추가한 뒤, 어시스턴트의 답변을 요청하는 일련의 과정을 코드로 수행해봅시다:</w:t>
-      </w:r>
-    </w:p>
-    <w:p>
-      <w:r>
-        <w:t>.</w:t>
+        <w:rPr>
+          <w:rFonts w:hint="eastAsia"/>
+        </w:rPr>
+        <w:t>그</w:t>
+      </w:r>
+      <w:r>
+        <w:t xml:space="preserve"> 다음 어시스턴트에게 보낼 `messages`를 준비합니다. 사용자의 질문으로 "오늘 서울 날씨 어때요?"라는 메시지를 추가하겠습니다. 이제 이 사용자 메시지와 함께 `client.chat.completions.create`를 호출하여, 모델의 응답을 받아보겠습니다. `tools` 파라미터에 앞서 정의한 함수 정보를 포함시켰으므로, 모델은 답변 과정에서 이 함수를 호출할 수 있게 됩니다.</w:t>
+      </w:r>
+    </w:p>
+    <w:p>
+      <w:r>
+        <w:rPr>
+          <w:rFonts w:hint="eastAsia"/>
+        </w:rPr>
+        <w:t>모델이</w:t>
+      </w:r>
+      <w:r>
+        <w:t xml:space="preserve"> 함수 호출을 결정하면, 응답으로 일반 텍스트 대신 **함수 호출 요청**을 반환하게 됩니다. 즉, 어시스턴트는 직접 답을 주는 대신 `get_weather` 함수를 특정 인수로 호출하라는 정보를 주게 됩니다. </w:t>
+      </w:r>
+    </w:p>
+    <w:p>
+      <w:r>
+        <w:rPr>
+          <w:rFonts w:hint="eastAsia"/>
+        </w:rPr>
+        <w:t>아래</w:t>
+      </w:r>
+      <w:r>
+        <w:t xml:space="preserve"> 코드에서는 ChatCompletion API를 호출하여 이러한 과정을 실행하고, 결과를 `completion` 변수에 저장합니다.</w:t>
       </w:r>
     </w:p>
     <w:p>
@@ -503,83 +431,53 @@
     </w:p>
     <w:p>
       <w:r>
-        <w:rPr>
-          <w:rFonts w:hint="eastAsia"/>
-        </w:rPr>
-        <w:t>위</w:t>
-      </w:r>
-      <w:r>
-        <w:t xml:space="preserve"> 코드 설명:</w:t>
+        <w:t>## 5. 함수 호출 결과 처리 및 최종 답변</w:t>
       </w:r>
     </w:p>
     <w:p/>
     <w:p>
       <w:r>
-        <w:t>- client.beta.threads.create(): 새로운 대화 스레드를 생성합니다. 반환된 thread 객체는 고유 ID (thread.id)를 갖습니다.</w:t>
+        <w:rPr>
+          <w:rFonts w:hint="eastAsia"/>
+        </w:rPr>
+        <w:t>모델이</w:t>
+      </w:r>
+      <w:r>
+        <w:t xml:space="preserve"> 함수 호출 요청을 반환했다면, 이제 개발자 측에서 해당 함수를 실제로 실행하고 그 결과를 어시스턴트에게 전달해야 합니다. </w:t>
+      </w:r>
+    </w:p>
+    <w:p>
+      <w:r>
+        <w:rPr>
+          <w:rFonts w:hint="eastAsia"/>
+        </w:rPr>
+        <w:t>우선</w:t>
+      </w:r>
+      <w:r>
+        <w:t xml:space="preserve"> `completion.choices[0].message.tool_calls`를 통해 모델이 요청한 함수 호출 정보를 확인해보겠습니다. 여기에는 호출하려는 함수 이름과 전달된 인자들이 포함되어 있습니다. 우리 예시의 경우 모델은 `get_weather` 함수를 호출하도록 응답했을 것이며, 서울의 위도와 경도에 해당하는 값을 인자로 제공했을 것입니다. </w:t>
+      </w:r>
+    </w:p>
+    <w:p>
+      <w:r>
+        <w:rPr>
+          <w:rFonts w:hint="eastAsia"/>
+        </w:rPr>
+        <w:t>모델이</w:t>
+      </w:r>
+      <w:r>
+        <w:t xml:space="preserve"> 반환한 함수 호출 정보 (tool_call)를 이용해 실제 `get_weather` 함수를 실행하고, 그 결과(현재 기온)를 얻어보겠습니다. 그런 다음 이 결과를 다시 대화의 맥락에 추가하여, 어시스턴트가 최종 답변을 생성할 수 있도록 합니다. </w:t>
       </w:r>
     </w:p>
     <w:p/>
     <w:p>
       <w:r>
-        <w:t>- client.beta.threads.messages.create(...): 특정 스레드에 새로운 메시지를 추가합니다. role 파라미터로 이 메시지의 주체를 지정하는데, 사용자 메시지이므로 "user"로 설정하고 content에 사용자의 질문 내용을 넣습니다.</w:t>
-      </w:r>
-    </w:p>
-    <w:p/>
-    <w:p>
-      <w:r>
-        <w:t>- client.beta.threads.runs.create_and_poll(...): 해당 스레드를 주어진 어시스턴트로 실행(run)합니다. assistant_id를 우리가 생성한 어시스턴트의 ID로 지정해야 합니다. 여기서는 create_and_poll를 사용하여 실행이 완료될 때까지 블록합니다. (이 함수는 내부적으로 주기적으로 run.status를 체크하여 완료될 때까지 기다립니다.)</w:t>
-      </w:r>
-    </w:p>
-    <w:p/>
-    <w:p>
-      <w:r>
-        <w:lastRenderedPageBreak/>
-        <w:t xml:space="preserve">    &gt;참고: create_and_poll를 사용하지 않고 runs.create를 쓰는 경우, 즉시 run 객체를 받고 수동으로 상태를 확인해야 합니다. 간단한 예에서는 편의를 위해 create_and_poll로 한 번에 처리했습니다.</w:t>
-      </w:r>
-    </w:p>
-    <w:p/>
-    <w:p>
-      <w:r>
-        <w:t>- 대화 실행이 완료되면 (run.status == "completed") 해당 스레드에는 사용자 질문과 어시스턴트 답변, 총 두 개의 메시지가 들어있게 됩니다. 이를 threads.messages.list로 가져와서 출력했습니다.</w:t>
-      </w:r>
-    </w:p>
-    <w:p/>
-    <w:p>
-      <w:r>
-        <w:rPr>
-          <w:rFonts w:hint="eastAsia"/>
-        </w:rPr>
-        <w:t>어시스턴트가</w:t>
-      </w:r>
-      <w:r>
-        <w:t xml:space="preserve"> 우리의 지시어에 따라 친절한 톤으로 답변한 것을 볼 수 있습니다. 이처럼 스레드 생성 -&gt; 메시지 추가 -&gt; 실행 -&gt; 결과 조회의 흐름으로 어시스턴트와의 기본 대화를 구현할 수 있습니다.</w:t>
-      </w:r>
-    </w:p>
-    <w:p/>
-    <w:p>
-      <w:r>
-        <w:t>&gt;</w:t>
-      </w:r>
-      <w:r>
-        <w:rPr>
-          <w:rFonts w:ascii="Segoe UI Symbol" w:hAnsi="Segoe UI Symbol" w:cs="Segoe UI Symbol"/>
-        </w:rPr>
-        <w:t>🔍</w:t>
-      </w:r>
-      <w:r>
-        <w:t xml:space="preserve"> 참고: thread는 대화의 흐름(메시지 목록)을 나타내고, run은 어시스턴트가 해당 스레드의 마지막 사용자 메시지에 응답하는 실행 과정을 가리킵니다​. 일반적으로 하나의 사용자 메시지에 대해 하나의 run이 생성되며, 어시스턴트가 답변을 완성하면 run.status가 "completed"로 바뀝니다. (코드에서는 create_and_poll를 사용해 이 과정을 추상화했습니다.)</w:t>
-      </w:r>
-    </w:p>
-    <w:p/>
-    <w:p>
-      <w:r>
-        <w:rPr>
-          <w:rFonts w:hint="eastAsia"/>
-        </w:rPr>
-        <w:t>이제</w:t>
-      </w:r>
-      <w:r>
-        <w:t xml:space="preserve"> 기본적인 Q&amp;A 챗봇 형태의 어시스턴트를 만들고, 질문에 답변을 받는 방법을 확인했습니다. 다음으로는 파일을 어시스턴트에 활용하는 방법과 코드 실행 도구를 사용하는 방법을 살펴보겠습니다.</w:t>
+        <w:rPr>
+          <w:rFonts w:hint="eastAsia"/>
+        </w:rPr>
+        <w:t>먼저</w:t>
+      </w:r>
+      <w:r>
+        <w:t>, 모델 응답에 담긴 `tool_calls` 목록을 확인하고, 필요한 인자를 추출해 함수를 호출해보겠습니다.</w:t>
       </w:r>
     </w:p>
     <w:p>
@@ -651,41 +549,14 @@
     </w:p>
     <w:p>
       <w:r>
-        <w:t>## 4. 파일 업로드 및 코드 인터프리터 활용</w:t>
-      </w:r>
-    </w:p>
-    <w:p/>
-    <w:p>
-      <w:r>
-        <w:t xml:space="preserve">OpenAI Assistants API에서 파일 업로드는 사용자가 제공한 데이터를 어시스턴트가 활용할 수 있게 하는 중요한 기능입니다. 예를 들어 PDF 문서를 요약하거나, CSV 데이터를 분석하거나, 이미지를 처리하는 등의 작업이 가능해집니다. Assistants API에서는 파일을 미리 업로드하고 file ID를 통해 어시스턴트와 대화 스레드에 첨부하는 방식을 사용합니다. 이렇게 첨부된 파일들은 어시스턴트의 도구를 통해 접근할 수 있습니다​. </w:t>
-      </w:r>
-    </w:p>
-    <w:p/>
-    <w:p>
-      <w:r>
-        <w:rPr>
-          <w:rFonts w:hint="eastAsia"/>
-        </w:rPr>
-        <w:t>파일을</w:t>
-      </w:r>
-      <w:r>
-        <w:t xml:space="preserve"> 다루는 대표적인 도구로 **코드 인터프리터(Code Interpreter)**가 있습니다. 코드 인터프리터를 활성화하면 어시스턴트는 Python 코드를 작성하고 실행하여 결과를 산출할 수 있게 됩니다. </w:t>
-      </w:r>
-      <w:r>
+        <w:rPr>
+          <w:rFonts w:hint="eastAsia"/>
+        </w:rPr>
         <w:lastRenderedPageBreak/>
-        <w:t xml:space="preserve">이때 외부 파일이 필요하면, 사전에 업로드된 파일을 코드에서 읽거나 쓸 수 있습니다. 이제 파일 업로드와 코드 인터프리터 사용 예제를 통해 이를 이해해보겠습니다. </w:t>
-      </w:r>
-    </w:p>
-    <w:p/>
-    <w:p>
-      <w:r>
-        <w:rPr>
-          <w:rFonts w:hint="eastAsia"/>
-        </w:rPr>
-        <w:t>먼저</w:t>
-      </w:r>
-      <w:r>
-        <w:t xml:space="preserve"> 파일 업로드 절차입니다. OpenAI Python SDK에서는 client.files.create 메서드를 제공하며, 여기에 파일 객체와 용도를 지정하여 업로드할 수 있습니다. 파일 용도는 purpose='assistants'로 설정해야 Assistants API 대화에서 활용 가능한 리소스로 저장됩니다​. 한 번 업로드된 파일은 OpenAI 서버에 저장되며, 반환되는 file.id를 이용해 어시스턴트나 스레드에 첨부할 수 있습니다.</w:t>
+        <w:t>함수</w:t>
+      </w:r>
+      <w:r>
+        <w:t xml:space="preserve"> 실행 결과를 어시스턴트 대화에 추가해 보겠습니다. `messages.append(...)`를 사용하여, 먼저 어시스턴트의 함수 호출 메시지를 대화 내역에 넣고, 이어서 'tool' 역할의 메시지를 추가합니다. 이 'tool' 메시지에는 함수 호출의 `id`와 실행 결과를 문자열로 담았습니다. 이렇게 하면 OpenAI API는 해당 함수 호출에 대한 결과를 받았다고 인식하게 됩니다.</w:t>
       </w:r>
     </w:p>
     <w:p/>
@@ -756,264 +627,7 @@
         </mc:AlternateContent>
       </w:r>
     </w:p>
-    <w:p>
-      <w:r>
-        <w:rPr>
-          <w:rFonts w:hint="eastAsia"/>
-        </w:rPr>
-        <w:t>위</w:t>
-      </w:r>
-      <w:r>
-        <w:t xml:space="preserve"> 예에서는 현재 디렉토리에 있는 data.csv 파일을 업로드했습니다. purpose를 'assistants'로 지정했으므로 이 파일은 어시스턴트의 Retrieval(지식 검색) 툴이나 Code Interpreter에서 사용할 수 있는 상태가 됩니다​. 업로드 성공 시 file_obj.id에 할당된 값 (예: file-abc123...)을 확보합니다. 이 ID는 마치 파일 핸들처럼 사용되어, 이후 어시스턴트나 메시지에 파일을 연결할 때 쓰입니다.</w:t>
-      </w:r>
-    </w:p>
     <w:p/>
-    <w:p>
-      <w:r>
-        <w:rPr>
-          <w:rFonts w:hint="eastAsia"/>
-        </w:rPr>
-        <w:t>이제</w:t>
-      </w:r>
-      <w:r>
-        <w:t xml:space="preserve"> **코드 인터프리터(Code Interpreter)**를 사용하도록 어시스턴트를 업데이트해보겠습니다. 기존에 만든 HelpBot 어시스턴트에 코드 인터프리터 툴을 추가할 수도 있지만, 튜토리얼의 연속성을 위해 새로운 어시스턴트를 생성해보겠습니다.</w:t>
-      </w:r>
-    </w:p>
-    <w:p>
-      <w:r>
-        <w:rPr>
-          <w:noProof/>
-        </w:rPr>
-        <mc:AlternateContent>
-          <mc:Choice Requires="wps">
-            <w:drawing>
-              <wp:anchor distT="0" distB="0" distL="114300" distR="114300" simplePos="0" relativeHeight="251671552" behindDoc="0" locked="0" layoutInCell="1" allowOverlap="1" wp14:anchorId="32E33C51" wp14:editId="528DD10E">
-                <wp:simplePos x="0" y="0"/>
-                <wp:positionH relativeFrom="margin">
-                  <wp:align>center</wp:align>
-                </wp:positionH>
-                <wp:positionV relativeFrom="paragraph">
-                  <wp:posOffset>209867</wp:posOffset>
-                </wp:positionV>
-                <wp:extent cx="5943600" cy="17813"/>
-                <wp:effectExtent l="0" t="19050" r="38100" b="39370"/>
-                <wp:wrapNone/>
-                <wp:docPr id="7" name="직선 연결선 7"/>
-                <wp:cNvGraphicFramePr/>
-                <a:graphic xmlns:a="http://schemas.openxmlformats.org/drawingml/2006/main">
-                  <a:graphicData uri="http://schemas.microsoft.com/office/word/2010/wordprocessingShape">
-                    <wps:wsp>
-                      <wps:cNvCnPr/>
-                      <wps:spPr>
-                        <a:xfrm flipV="1">
-                          <a:off x="0" y="0"/>
-                          <a:ext cx="5943600" cy="17813"/>
-                        </a:xfrm>
-                        <a:prstGeom prst="line">
-                          <a:avLst/>
-                        </a:prstGeom>
-                        <a:ln w="63500"/>
-                      </wps:spPr>
-                      <wps:style>
-                        <a:lnRef idx="1">
-                          <a:schemeClr val="accent2"/>
-                        </a:lnRef>
-                        <a:fillRef idx="0">
-                          <a:schemeClr val="accent2"/>
-                        </a:fillRef>
-                        <a:effectRef idx="0">
-                          <a:schemeClr val="accent2"/>
-                        </a:effectRef>
-                        <a:fontRef idx="minor">
-                          <a:schemeClr val="tx1"/>
-                        </a:fontRef>
-                      </wps:style>
-                      <wps:bodyPr/>
-                    </wps:wsp>
-                  </a:graphicData>
-                </a:graphic>
-              </wp:anchor>
-            </w:drawing>
-          </mc:Choice>
-          <mc:Fallback>
-            <w:pict>
-              <v:line w14:anchorId="1D007AF9" id="직선 연결선 7" o:spid="_x0000_s1026" style="position:absolute;left:0;text-align:left;flip:y;z-index:251671552;visibility:visible;mso-wrap-style:square;mso-wrap-distance-left:9pt;mso-wrap-distance-top:0;mso-wrap-distance-right:9pt;mso-wrap-distance-bottom:0;mso-position-horizontal:center;mso-position-horizontal-relative:margin;mso-position-vertical:absolute;mso-position-vertical-relative:text" from="0,16.5pt" to="468pt,17.9pt" o:gfxdata="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" strokecolor="#ed7d31 [3205]" strokeweight="5pt">
-                <v:stroke joinstyle="miter"/>
-                <w10:wrap anchorx="margin"/>
-              </v:line>
-            </w:pict>
-          </mc:Fallback>
-        </mc:AlternateContent>
-      </w:r>
-    </w:p>
-    <w:p/>
-    <w:p>
-      <w:r>
-        <w:rPr>
-          <w:rFonts w:hint="eastAsia"/>
-        </w:rPr>
-        <w:t>여기서</w:t>
-      </w:r>
-      <w:r>
-        <w:t xml:space="preserve"> tools에 {"type": "code_interpreter"}를 추가하여 코드 실행 기능을 켰습니다​. GPT-4 모델을 선택한 것은 코드 해석 및 작성 능력이 더 뛰어나기 때문입니다. (GPT-3.5로도 코드 인터프리터를 사용할 수 있으나 복잡한 코드는 GPT-4가 더 정확하게 수행합니다.) </w:t>
-      </w:r>
-    </w:p>
-    <w:p/>
-    <w:p>
-      <w:r>
-        <w:t>- OpenAI Assistants API에서 사용 가능한 주요 모델들은 다음과 같습니다</w:t>
-      </w:r>
-    </w:p>
-    <w:p/>
-    <w:p>
-      <w:r>
-        <w:t>&gt; GPT-4 모델군</w:t>
-      </w:r>
-    </w:p>
-    <w:p>
-      <w:r>
-        <w:t>gpt-4o - 최신 GPT-4 Omni 모델 (텍스트, 이미지, 오디오 처리 가능)</w:t>
-      </w:r>
-    </w:p>
-    <w:p>
-      <w:r>
-        <w:t>gpt-4o-mini - GPT-4 Omni의 경량화 버전 (비용 효율적)</w:t>
-      </w:r>
-    </w:p>
-    <w:p>
-      <w:r>
-        <w:t>gpt-4-turbo - GPT-4 Turbo 모델</w:t>
-      </w:r>
-    </w:p>
-    <w:p>
-      <w:r>
-        <w:lastRenderedPageBreak/>
-        <w:t>gpt-4 - 기본 GPT-4 모델</w:t>
-      </w:r>
-    </w:p>
-    <w:p/>
-    <w:p>
-      <w:r>
-        <w:t>&gt;GPT-3.5 모델군</w:t>
-      </w:r>
-    </w:p>
-    <w:p>
-      <w:r>
-        <w:t>gpt-3.5-turbo - GPT-3.5 Turbo 모델</w:t>
-      </w:r>
-    </w:p>
-    <w:p/>
-    <w:p>
-      <w:r>
-        <w:t>&gt;코드 인터프리터 사용 시 권장 모델</w:t>
-      </w:r>
-    </w:p>
-    <w:p>
-      <w:r>
-        <w:rPr>
-          <w:rFonts w:hint="eastAsia"/>
-        </w:rPr>
-        <w:t>코드</w:t>
-      </w:r>
-      <w:r>
-        <w:t xml:space="preserve"> 인터프리터를 사용하는 데이터 분석 작업의 경우:</w:t>
-      </w:r>
-    </w:p>
-    <w:p>
-      <w:r>
-        <w:t>gpt-4o - 가장 강력한 성능, 복잡한 분석 작업에 최적</w:t>
-      </w:r>
-    </w:p>
-    <w:p>
-      <w:r>
-        <w:t>gpt-4o-mini - 비용 대비 성능이 우수, 일반적인 데이터 분석에 적합</w:t>
-      </w:r>
-    </w:p>
-    <w:p>
-      <w:r>
-        <w:t>gpt-4-turbo - 안정적인 성능, 대용량 데이터 처리에 좋음</w:t>
-      </w:r>
-    </w:p>
-    <w:p/>
-    <w:p/>
-    <w:p>
-      <w:r>
-        <w:rPr>
-          <w:rFonts w:hint="eastAsia"/>
-        </w:rPr>
-        <w:t>이제</w:t>
-      </w:r>
-      <w:r>
-        <w:t xml:space="preserve"> 이 어시스턴트에게 우리가 업로드한 data.csv 파일을 이용한 작업을 요청해보겠습니다. 예를 들어, CSV에 숫자 목록이 들어있다고 가정하고 그 합계를 계산하도록 해봅시다. 사용자는 파일을 첨부하며 질문을 던지고, 어시스턴트는 코드 인터프리터로 파일을 읽어 합계를 계산한 후 답을 돌려줄 것입니다.</w:t>
-      </w:r>
-    </w:p>
-    <w:p>
-      <w:r>
-        <w:rPr>
-          <w:noProof/>
-        </w:rPr>
-        <mc:AlternateContent>
-          <mc:Choice Requires="wps">
-            <w:drawing>
-              <wp:anchor distT="0" distB="0" distL="114300" distR="114300" simplePos="0" relativeHeight="251673600" behindDoc="0" locked="0" layoutInCell="1" allowOverlap="1" wp14:anchorId="470E106F" wp14:editId="01994B58">
-                <wp:simplePos x="0" y="0"/>
-                <wp:positionH relativeFrom="margin">
-                  <wp:align>left</wp:align>
-                </wp:positionH>
-                <wp:positionV relativeFrom="paragraph">
-                  <wp:posOffset>24130</wp:posOffset>
-                </wp:positionV>
-                <wp:extent cx="5943600" cy="17813"/>
-                <wp:effectExtent l="0" t="19050" r="38100" b="39370"/>
-                <wp:wrapNone/>
-                <wp:docPr id="8" name="직선 연결선 8"/>
-                <wp:cNvGraphicFramePr/>
-                <a:graphic xmlns:a="http://schemas.openxmlformats.org/drawingml/2006/main">
-                  <a:graphicData uri="http://schemas.microsoft.com/office/word/2010/wordprocessingShape">
-                    <wps:wsp>
-                      <wps:cNvCnPr/>
-                      <wps:spPr>
-                        <a:xfrm flipV="1">
-                          <a:off x="0" y="0"/>
-                          <a:ext cx="5943600" cy="17813"/>
-                        </a:xfrm>
-                        <a:prstGeom prst="line">
-                          <a:avLst/>
-                        </a:prstGeom>
-                        <a:ln w="63500"/>
-                      </wps:spPr>
-                      <wps:style>
-                        <a:lnRef idx="1">
-                          <a:schemeClr val="accent2"/>
-                        </a:lnRef>
-                        <a:fillRef idx="0">
-                          <a:schemeClr val="accent2"/>
-                        </a:fillRef>
-                        <a:effectRef idx="0">
-                          <a:schemeClr val="accent2"/>
-                        </a:effectRef>
-                        <a:fontRef idx="minor">
-                          <a:schemeClr val="tx1"/>
-                        </a:fontRef>
-                      </wps:style>
-                      <wps:bodyPr/>
-                    </wps:wsp>
-                  </a:graphicData>
-                </a:graphic>
-              </wp:anchor>
-            </w:drawing>
-          </mc:Choice>
-          <mc:Fallback>
-            <w:pict>
-              <v:line w14:anchorId="2CC68F5B" id="직선 연결선 8" o:spid="_x0000_s1026" style="position:absolute;left:0;text-align:left;flip:y;z-index:251673600;visibility:visible;mso-wrap-style:square;mso-wrap-distance-left:9pt;mso-wrap-distance-top:0;mso-wrap-distance-right:9pt;mso-wrap-distance-bottom:0;mso-position-horizontal:left;mso-position-horizontal-relative:margin;mso-position-vertical:absolute;mso-position-vertical-relative:text" from="0,1.9pt" to="468pt,3.3pt" o:gfxdata="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" strokecolor="#ed7d31 [3205]" strokeweight="5pt">
-                <v:stroke joinstyle="miter"/>
-                <w10:wrap anchorx="margin"/>
-              </v:line>
-            </w:pict>
-          </mc:Fallback>
-        </mc:AlternateContent>
-      </w:r>
-    </w:p>
     <w:sectPr>
       <w:footerReference w:type="default" r:id="rId6"/>
       <w:pgSz w:w="11906" w:h="16838"/>
@@ -1026,7 +640,7 @@
 </file>
 
 <file path=word/endnotes.xml><?xml version="1.0" encoding="utf-8"?>
-<w:endnotes xmlns:wpc="http://schemas.microsoft.com/office/word/2010/wordprocessingCanvas" xmlns:cx="http://schemas.microsoft.com/office/drawing/2014/chartex" xmlns:mc="http://schemas.openxmlformats.org/markup-compatibility/2006" xmlns:o="urn:schemas-microsoft-com:office:office" xmlns:r="http://schemas.openxmlformats.org/officeDocument/2006/relationships" xmlns:m="http://schemas.openxmlformats.org/officeDocument/2006/math" xmlns:v="urn:schemas-microsoft-com:vml" xmlns:wp14="http://schemas.microsoft.com/office/word/2010/wordprocessingDrawing" xmlns:wp="http://schemas.openxmlformats.org/drawingml/2006/wordprocessingDrawing" xmlns:w10="urn:schemas-microsoft-com:office:word" xmlns:w="http://schemas.openxmlformats.org/wordprocessingml/2006/main" xmlns:w14="http://schemas.microsoft.com/office/word/2010/wordml" xmlns:w15="http://schemas.microsoft.com/office/word/2012/wordml" xmlns:w16se="http://schemas.microsoft.com/office/word/2015/wordml/symex" xmlns:wpg="http://schemas.microsoft.com/office/word/2010/wordprocessingGroup" xmlns:wpi="http://schemas.microsoft.com/office/word/2010/wordprocessingInk" xmlns:wne="http://schemas.microsoft.com/office/word/2006/wordml" xmlns:wps="http://schemas.microsoft.com/office/word/2010/wordprocessingShape" mc:Ignorable="w14 w15 w16se wp14">
+<w:endnotes xmlns:wpc="http://schemas.microsoft.com/office/word/2010/wordprocessingCanvas" xmlns:cx="http://schemas.microsoft.com/office/drawing/2014/chartex" xmlns:cx1="http://schemas.microsoft.com/office/drawing/2015/9/8/chartex" xmlns:cx2="http://schemas.microsoft.com/office/drawing/2015/10/21/chartex" xmlns:cx3="http://schemas.microsoft.com/office/drawing/2016/5/9/chartex" xmlns:cx4="http://schemas.microsoft.com/office/drawing/2016/5/10/chartex" xmlns:cx5="http://schemas.microsoft.com/office/drawing/2016/5/11/chartex" xmlns:cx6="http://schemas.microsoft.com/office/drawing/2016/5/12/chartex" xmlns:cx7="http://schemas.microsoft.com/office/drawing/2016/5/13/chartex" xmlns:cx8="http://schemas.microsoft.com/office/drawing/2016/5/14/chartex" xmlns:mc="http://schemas.openxmlformats.org/markup-compatibility/2006" xmlns:aink="http://schemas.microsoft.com/office/drawing/2016/ink" xmlns:am3d="http://schemas.microsoft.com/office/drawing/2017/model3d" xmlns:o="urn:schemas-microsoft-com:office:office" xmlns:oel="http://schemas.microsoft.com/office/2019/extlst" xmlns:r="http://schemas.openxmlformats.org/officeDocument/2006/relationships" xmlns:m="http://schemas.openxmlformats.org/officeDocument/2006/math" xmlns:v="urn:schemas-microsoft-com:vml" xmlns:wp14="http://schemas.microsoft.com/office/word/2010/wordprocessingDrawing" xmlns:wp="http://schemas.openxmlformats.org/drawingml/2006/wordprocessingDrawing" xmlns:w10="urn:schemas-microsoft-com:office:word" xmlns:w="http://schemas.openxmlformats.org/wordprocessingml/2006/main" xmlns:w14="http://schemas.microsoft.com/office/word/2010/wordml" xmlns:w15="http://schemas.microsoft.com/office/word/2012/wordml" xmlns:w16cex="http://schemas.microsoft.com/office/word/2018/wordml/cex" xmlns:w16cid="http://schemas.microsoft.com/office/word/2016/wordml/cid" xmlns:w16="http://schemas.microsoft.com/office/word/2018/wordml" xmlns:w16du="http://schemas.microsoft.com/office/word/2023/wordml/word16du" xmlns:w16sdtdh="http://schemas.microsoft.com/office/word/2020/wordml/sdtdatahash" xmlns:w16sdtfl="http://schemas.microsoft.com/office/word/2024/wordml/sdtformatlock" xmlns:w16se="http://schemas.microsoft.com/office/word/2015/wordml/symex" xmlns:wpg="http://schemas.microsoft.com/office/word/2010/wordprocessingGroup" xmlns:wpi="http://schemas.microsoft.com/office/word/2010/wordprocessingInk" xmlns:wne="http://schemas.microsoft.com/office/word/2006/wordml" xmlns:wps="http://schemas.microsoft.com/office/word/2010/wordprocessingShape" mc:Ignorable="w14 w15 w16se w16cid w16 w16cex w16sdtdh w16sdtfl w16du wp14">
   <w:endnote w:type="separator" w:id="-1">
     <w:p>
       <w:pPr>
@@ -1051,7 +665,7 @@
 </file>
 
 <file path=word/footer1.xml><?xml version="1.0" encoding="utf-8"?>
-<w:ftr xmlns:wpc="http://schemas.microsoft.com/office/word/2010/wordprocessingCanvas" xmlns:cx="http://schemas.microsoft.com/office/drawing/2014/chartex" xmlns:mc="http://schemas.openxmlformats.org/markup-compatibility/2006" xmlns:o="urn:schemas-microsoft-com:office:office" xmlns:r="http://schemas.openxmlformats.org/officeDocument/2006/relationships" xmlns:m="http://schemas.openxmlformats.org/officeDocument/2006/math" xmlns:v="urn:schemas-microsoft-com:vml" xmlns:wp14="http://schemas.microsoft.com/office/word/2010/wordprocessingDrawing" xmlns:wp="http://schemas.openxmlformats.org/drawingml/2006/wordprocessingDrawing" xmlns:w10="urn:schemas-microsoft-com:office:word" xmlns:w="http://schemas.openxmlformats.org/wordprocessingml/2006/main" xmlns:w14="http://schemas.microsoft.com/office/word/2010/wordml" xmlns:w15="http://schemas.microsoft.com/office/word/2012/wordml" xmlns:w16se="http://schemas.microsoft.com/office/word/2015/wordml/symex" xmlns:wpg="http://schemas.microsoft.com/office/word/2010/wordprocessingGroup" xmlns:wpi="http://schemas.microsoft.com/office/word/2010/wordprocessingInk" xmlns:wne="http://schemas.microsoft.com/office/word/2006/wordml" xmlns:wps="http://schemas.microsoft.com/office/word/2010/wordprocessingShape" mc:Ignorable="w14 w15 w16se wp14">
+<w:ftr xmlns:wpc="http://schemas.microsoft.com/office/word/2010/wordprocessingCanvas" xmlns:cx="http://schemas.microsoft.com/office/drawing/2014/chartex" xmlns:cx1="http://schemas.microsoft.com/office/drawing/2015/9/8/chartex" xmlns:cx2="http://schemas.microsoft.com/office/drawing/2015/10/21/chartex" xmlns:cx3="http://schemas.microsoft.com/office/drawing/2016/5/9/chartex" xmlns:cx4="http://schemas.microsoft.com/office/drawing/2016/5/10/chartex" xmlns:cx5="http://schemas.microsoft.com/office/drawing/2016/5/11/chartex" xmlns:cx6="http://schemas.microsoft.com/office/drawing/2016/5/12/chartex" xmlns:cx7="http://schemas.microsoft.com/office/drawing/2016/5/13/chartex" xmlns:cx8="http://schemas.microsoft.com/office/drawing/2016/5/14/chartex" xmlns:mc="http://schemas.openxmlformats.org/markup-compatibility/2006" xmlns:aink="http://schemas.microsoft.com/office/drawing/2016/ink" xmlns:am3d="http://schemas.microsoft.com/office/drawing/2017/model3d" xmlns:o="urn:schemas-microsoft-com:office:office" xmlns:oel="http://schemas.microsoft.com/office/2019/extlst" xmlns:r="http://schemas.openxmlformats.org/officeDocument/2006/relationships" xmlns:m="http://schemas.openxmlformats.org/officeDocument/2006/math" xmlns:v="urn:schemas-microsoft-com:vml" xmlns:wp14="http://schemas.microsoft.com/office/word/2010/wordprocessingDrawing" xmlns:wp="http://schemas.openxmlformats.org/drawingml/2006/wordprocessingDrawing" xmlns:w10="urn:schemas-microsoft-com:office:word" xmlns:w="http://schemas.openxmlformats.org/wordprocessingml/2006/main" xmlns:w14="http://schemas.microsoft.com/office/word/2010/wordml" xmlns:w15="http://schemas.microsoft.com/office/word/2012/wordml" xmlns:w16cex="http://schemas.microsoft.com/office/word/2018/wordml/cex" xmlns:w16cid="http://schemas.microsoft.com/office/word/2016/wordml/cid" xmlns:w16="http://schemas.microsoft.com/office/word/2018/wordml" xmlns:w16du="http://schemas.microsoft.com/office/word/2023/wordml/word16du" xmlns:w16sdtdh="http://schemas.microsoft.com/office/word/2020/wordml/sdtdatahash" xmlns:w16sdtfl="http://schemas.microsoft.com/office/word/2024/wordml/sdtformatlock" xmlns:w16se="http://schemas.microsoft.com/office/word/2015/wordml/symex" xmlns:wpg="http://schemas.microsoft.com/office/word/2010/wordprocessingGroup" xmlns:wpi="http://schemas.microsoft.com/office/word/2010/wordprocessingInk" xmlns:wne="http://schemas.microsoft.com/office/word/2006/wordml" xmlns:wps="http://schemas.microsoft.com/office/word/2010/wordprocessingShape" mc:Ignorable="w14 w15 w16se w16cid w16 w16cex w16sdtdh w16sdtfl w16du wp14">
   <w:sdt>
     <w:sdtPr>
       <w:id w:val="-1417088992"/>
@@ -1060,7 +674,6 @@
         <w:docPartUnique/>
       </w:docPartObj>
     </w:sdtPr>
-    <w:sdtEndPr/>
     <w:sdtContent>
       <w:p>
         <w:pPr>
@@ -1098,7 +711,7 @@
 </file>
 
 <file path=word/footnotes.xml><?xml version="1.0" encoding="utf-8"?>
-<w:footnotes xmlns:wpc="http://schemas.microsoft.com/office/word/2010/wordprocessingCanvas" xmlns:cx="http://schemas.microsoft.com/office/drawing/2014/chartex" xmlns:mc="http://schemas.openxmlformats.org/markup-compatibility/2006" xmlns:o="urn:schemas-microsoft-com:office:office" xmlns:r="http://schemas.openxmlformats.org/officeDocument/2006/relationships" xmlns:m="http://schemas.openxmlformats.org/officeDocument/2006/math" xmlns:v="urn:schemas-microsoft-com:vml" xmlns:wp14="http://schemas.microsoft.com/office/word/2010/wordprocessingDrawing" xmlns:wp="http://schemas.openxmlformats.org/drawingml/2006/wordprocessingDrawing" xmlns:w10="urn:schemas-microsoft-com:office:word" xmlns:w="http://schemas.openxmlformats.org/wordprocessingml/2006/main" xmlns:w14="http://schemas.microsoft.com/office/word/2010/wordml" xmlns:w15="http://schemas.microsoft.com/office/word/2012/wordml" xmlns:w16se="http://schemas.microsoft.com/office/word/2015/wordml/symex" xmlns:wpg="http://schemas.microsoft.com/office/word/2010/wordprocessingGroup" xmlns:wpi="http://schemas.microsoft.com/office/word/2010/wordprocessingInk" xmlns:wne="http://schemas.microsoft.com/office/word/2006/wordml" xmlns:wps="http://schemas.microsoft.com/office/word/2010/wordprocessingShape" mc:Ignorable="w14 w15 w16se wp14">
+<w:footnotes xmlns:wpc="http://schemas.microsoft.com/office/word/2010/wordprocessingCanvas" xmlns:cx="http://schemas.microsoft.com/office/drawing/2014/chartex" xmlns:cx1="http://schemas.microsoft.com/office/drawing/2015/9/8/chartex" xmlns:cx2="http://schemas.microsoft.com/office/drawing/2015/10/21/chartex" xmlns:cx3="http://schemas.microsoft.com/office/drawing/2016/5/9/chartex" xmlns:cx4="http://schemas.microsoft.com/office/drawing/2016/5/10/chartex" xmlns:cx5="http://schemas.microsoft.com/office/drawing/2016/5/11/chartex" xmlns:cx6="http://schemas.microsoft.com/office/drawing/2016/5/12/chartex" xmlns:cx7="http://schemas.microsoft.com/office/drawing/2016/5/13/chartex" xmlns:cx8="http://schemas.microsoft.com/office/drawing/2016/5/14/chartex" xmlns:mc="http://schemas.openxmlformats.org/markup-compatibility/2006" xmlns:aink="http://schemas.microsoft.com/office/drawing/2016/ink" xmlns:am3d="http://schemas.microsoft.com/office/drawing/2017/model3d" xmlns:o="urn:schemas-microsoft-com:office:office" xmlns:oel="http://schemas.microsoft.com/office/2019/extlst" xmlns:r="http://schemas.openxmlformats.org/officeDocument/2006/relationships" xmlns:m="http://schemas.openxmlformats.org/officeDocument/2006/math" xmlns:v="urn:schemas-microsoft-com:vml" xmlns:wp14="http://schemas.microsoft.com/office/word/2010/wordprocessingDrawing" xmlns:wp="http://schemas.openxmlformats.org/drawingml/2006/wordprocessingDrawing" xmlns:w10="urn:schemas-microsoft-com:office:word" xmlns:w="http://schemas.openxmlformats.org/wordprocessingml/2006/main" xmlns:w14="http://schemas.microsoft.com/office/word/2010/wordml" xmlns:w15="http://schemas.microsoft.com/office/word/2012/wordml" xmlns:w16cex="http://schemas.microsoft.com/office/word/2018/wordml/cex" xmlns:w16cid="http://schemas.microsoft.com/office/word/2016/wordml/cid" xmlns:w16="http://schemas.microsoft.com/office/word/2018/wordml" xmlns:w16du="http://schemas.microsoft.com/office/word/2023/wordml/word16du" xmlns:w16sdtdh="http://schemas.microsoft.com/office/word/2020/wordml/sdtdatahash" xmlns:w16sdtfl="http://schemas.microsoft.com/office/word/2024/wordml/sdtformatlock" xmlns:w16se="http://schemas.microsoft.com/office/word/2015/wordml/symex" xmlns:wpg="http://schemas.microsoft.com/office/word/2010/wordprocessingGroup" xmlns:wpi="http://schemas.microsoft.com/office/word/2010/wordprocessingInk" xmlns:wne="http://schemas.microsoft.com/office/word/2006/wordml" xmlns:wps="http://schemas.microsoft.com/office/word/2010/wordprocessingShape" mc:Ignorable="w14 w15 w16se w16cid w16 w16cex w16sdtdh w16sdtfl w16du wp14">
   <w:footnote w:type="separator" w:id="-1">
     <w:p>
       <w:pPr>
@@ -1123,7 +736,7 @@
 </file>
 
 <file path=word/styles.xml><?xml version="1.0" encoding="utf-8"?>
-<w:styles xmlns:mc="http://schemas.openxmlformats.org/markup-compatibility/2006" xmlns:r="http://schemas.openxmlformats.org/officeDocument/2006/relationships" xmlns:w="http://schemas.openxmlformats.org/wordprocessingml/2006/main" xmlns:w14="http://schemas.microsoft.com/office/word/2010/wordml" xmlns:w15="http://schemas.microsoft.com/office/word/2012/wordml" xmlns:w16se="http://schemas.microsoft.com/office/word/2015/wordml/symex" mc:Ignorable="w14 w15 w16se">
+<w:styles xmlns:mc="http://schemas.openxmlformats.org/markup-compatibility/2006" xmlns:r="http://schemas.openxmlformats.org/officeDocument/2006/relationships" xmlns:w="http://schemas.openxmlformats.org/wordprocessingml/2006/main" xmlns:w14="http://schemas.microsoft.com/office/word/2010/wordml" xmlns:w15="http://schemas.microsoft.com/office/word/2012/wordml" xmlns:w16cex="http://schemas.microsoft.com/office/word/2018/wordml/cex" xmlns:w16cid="http://schemas.microsoft.com/office/word/2016/wordml/cid" xmlns:w16="http://schemas.microsoft.com/office/word/2018/wordml" xmlns:w16du="http://schemas.microsoft.com/office/word/2023/wordml/word16du" xmlns:w16sdtdh="http://schemas.microsoft.com/office/word/2020/wordml/sdtdatahash" xmlns:w16sdtfl="http://schemas.microsoft.com/office/word/2024/wordml/sdtformatlock" xmlns:w16se="http://schemas.microsoft.com/office/word/2015/wordml/symex" mc:Ignorable="w14 w15 w16se w16cid w16 w16cex w16sdtdh w16sdtfl w16du">
   <w:docDefaults>
     <w:rPrDefault>
       <w:rPr>
@@ -1140,7 +753,7 @@
       </w:pPr>
     </w:pPrDefault>
   </w:docDefaults>
-  <w:latentStyles w:defLockedState="0" w:defUIPriority="99" w:defSemiHidden="0" w:defUnhideWhenUsed="0" w:defQFormat="0" w:count="371">
+  <w:latentStyles w:defLockedState="0" w:defUIPriority="99" w:defSemiHidden="0" w:defUnhideWhenUsed="0" w:defQFormat="0" w:count="376">
     <w:lsdException w:name="Normal" w:uiPriority="0" w:qFormat="1"/>
     <w:lsdException w:name="heading 1" w:uiPriority="9" w:qFormat="1"/>
     <w:lsdException w:name="heading 2" w:semiHidden="1" w:uiPriority="9" w:unhideWhenUsed="1" w:qFormat="1"/>
@@ -1512,6 +1125,11 @@
     <w:lsdException w:name="List Table 5 Dark Accent 6" w:uiPriority="50"/>
     <w:lsdException w:name="List Table 6 Colorful Accent 6" w:uiPriority="51"/>
     <w:lsdException w:name="List Table 7 Colorful Accent 6" w:uiPriority="52"/>
+    <w:lsdException w:name="Mention" w:semiHidden="1" w:unhideWhenUsed="1"/>
+    <w:lsdException w:name="Smart Hyperlink" w:semiHidden="1" w:unhideWhenUsed="1"/>
+    <w:lsdException w:name="Hashtag" w:semiHidden="1" w:unhideWhenUsed="1"/>
+    <w:lsdException w:name="Unresolved Mention" w:semiHidden="1" w:unhideWhenUsed="1"/>
+    <w:lsdException w:name="Smart Link" w:semiHidden="1" w:unhideWhenUsed="1"/>
   </w:latentStyles>
   <w:style w:type="paragraph" w:default="1" w:styleId="a">
     <w:name w:val="Normal"/>
